--- a/EXCEL_ASSIGNMENTS/Session 10/Session 10.docx
+++ b/EXCEL_ASSIGNMENTS/Session 10/Session 10.docx
@@ -779,7 +779,7 @@
           <w:b/>
           <w:bCs/>
         </w:rPr>
-        <w:t xml:space="preserve">You have a list of IRCTC train bookings (Booking ID, Passenger Name, Train Number, Status). Use XLOOKUP to find the status of a booking by Booking </w:t>
+        <w:t xml:space="preserve">You have a list of IRCTC train bookings (Booking ID, Passenger Name, Train Number, Status). Use XLOOKUP to find the status of a </w:t>
       </w:r>
       <w:proofErr w:type="gramStart"/>
       <w:r>
@@ -787,7 +787,7 @@
           <w:b/>
           <w:bCs/>
         </w:rPr>
-        <w:t>ID, but</w:t>
+        <w:t>booking by Booking</w:t>
       </w:r>
       <w:proofErr w:type="gramEnd"/>
       <w:r>
@@ -795,7 +795,7 @@
           <w:b/>
           <w:bCs/>
         </w:rPr>
-        <w:t xml:space="preserve"> intentionally enter a wrong Booking ID to see how XLOOKUP handles errors. Then, modify your formula to show 'Booking Not Found' instead of the default error.</w:t>
+        <w:t xml:space="preserve"> ID, but intentionally enter a wrong Booking ID to see how XLOOKUP handles errors. Then, modify your formula to show 'Booking Not Found' instead of the default error.</w:t>
       </w:r>
     </w:p>
     <w:p>
@@ -1020,6 +1020,14 @@
     </w:p>
     <w:p>
       <w:pPr>
+        <w:rPr>
+          <w:b/>
+          <w:bCs/>
+        </w:rPr>
+      </w:pPr>
+    </w:p>
+    <w:p>
+      <w:pPr>
         <w:pStyle w:val="ListParagraph"/>
         <w:numPr>
           <w:ilvl w:val="0"/>
@@ -1035,7 +1043,6 @@
           <w:b/>
           <w:bCs/>
         </w:rPr>
-        <w:lastRenderedPageBreak/>
         <w:t>Use ChatGPT to generate an XLOOKUP formula that finds a Myntra order's delivery date by Order ID from a sample table. Paste the formula into your Excel sheet and test if it works with your data.</w:t>
       </w:r>
     </w:p>
@@ -2017,6 +2024,7 @@
   <w:style w:type="character" w:default="1" w:styleId="DefaultParagraphFont">
     <w:name w:val="Default Paragraph Font"/>
     <w:uiPriority w:val="1"/>
+    <w:semiHidden/>
     <w:unhideWhenUsed/>
   </w:style>
   <w:style w:type="table" w:default="1" w:styleId="TableNormal">
